--- a/Documenti/Manuale_D'uso/manuale-utente-preventivi.docx
+++ b/Documenti/Manuale_D'uso/manuale-utente-preventivi.docx
@@ -171,7 +171,7 @@
       </w:pPr>
       <w:r>
         <w:rPr>
-          <w:rFonts w:eastAsia="Arial" w:cs="Arial" w:ascii="Arial" w:hAnsi="Arial"/>
+          <w:rFonts w:eastAsia="Arial" w:cs="Arial"/>
           <w:b/>
           <w:bCs/>
           <w:color w:val="6366F1"/>
@@ -216,7 +216,7 @@
       </w:pPr>
       <w:r>
         <w:rPr>
-          <w:rFonts w:eastAsia="Arial" w:cs="Arial" w:ascii="Arial" w:hAnsi="Arial"/>
+          <w:rFonts w:eastAsia="Arial" w:cs="Arial"/>
           <w:b/>
           <w:bCs/>
           <w:color w:val="334155"/>
@@ -231,7 +231,7 @@
         <w:pStyle w:val="ListParagraph"/>
         <w:numPr>
           <w:ilvl w:val="0"/>
-          <w:numId w:val="4"/>
+          <w:numId w:val="6"/>
         </w:numPr>
         <w:spacing w:before="40" w:after="40"/>
         <w:rPr/>
@@ -251,7 +251,7 @@
         <w:pStyle w:val="ListParagraph"/>
         <w:numPr>
           <w:ilvl w:val="0"/>
-          <w:numId w:val="1"/>
+          <w:numId w:val="7"/>
         </w:numPr>
         <w:spacing w:before="40" w:after="40"/>
         <w:rPr/>
@@ -271,7 +271,7 @@
         <w:pStyle w:val="ListParagraph"/>
         <w:numPr>
           <w:ilvl w:val="0"/>
-          <w:numId w:val="1"/>
+          <w:numId w:val="8"/>
         </w:numPr>
         <w:spacing w:before="40" w:after="40"/>
         <w:rPr/>
@@ -471,7 +471,7 @@
       </w:pPr>
       <w:r>
         <w:rPr>
-          <w:rFonts w:eastAsia="Arial" w:cs="Arial" w:ascii="Arial" w:hAnsi="Arial"/>
+          <w:rFonts w:eastAsia="Arial" w:cs="Arial"/>
           <w:b/>
           <w:bCs/>
           <w:color w:val="334155"/>
@@ -522,7 +522,7 @@
       </w:pPr>
       <w:r>
         <w:rPr>
-          <w:rFonts w:eastAsia="Arial" w:cs="Arial" w:ascii="Arial" w:hAnsi="Arial"/>
+          <w:rFonts w:eastAsia="Arial" w:cs="Arial"/>
           <w:b/>
           <w:bCs/>
           <w:color w:val="6366F1"/>
@@ -567,7 +567,7 @@
       </w:pPr>
       <w:r>
         <w:rPr>
-          <w:rFonts w:eastAsia="Arial" w:cs="Arial" w:ascii="Arial" w:hAnsi="Arial"/>
+          <w:rFonts w:eastAsia="Arial" w:cs="Arial"/>
           <w:b/>
           <w:bCs/>
           <w:color w:val="334155"/>
@@ -1003,7 +1003,7 @@
       </w:pPr>
       <w:r>
         <w:rPr>
-          <w:rFonts w:eastAsia="Arial" w:cs="Arial" w:ascii="Arial" w:hAnsi="Arial"/>
+          <w:rFonts w:eastAsia="Arial" w:cs="Arial"/>
           <w:b/>
           <w:bCs/>
           <w:color w:val="334155"/>
@@ -1048,7 +1048,7 @@
       </w:pPr>
       <w:r>
         <w:rPr>
-          <w:rFonts w:eastAsia="Arial" w:cs="Arial" w:ascii="Arial" w:hAnsi="Arial"/>
+          <w:rFonts w:eastAsia="Arial" w:cs="Arial"/>
           <w:b/>
           <w:bCs/>
           <w:color w:val="334155"/>
@@ -1099,7 +1099,7 @@
       </w:pPr>
       <w:r>
         <w:rPr>
-          <w:rFonts w:eastAsia="Arial" w:cs="Arial" w:ascii="Arial" w:hAnsi="Arial"/>
+          <w:rFonts w:eastAsia="Arial" w:cs="Arial"/>
           <w:b/>
           <w:bCs/>
           <w:color w:val="6366F1"/>
@@ -1144,7 +1144,7 @@
       </w:pPr>
       <w:r>
         <w:rPr>
-          <w:rFonts w:eastAsia="Arial" w:cs="Arial" w:ascii="Arial" w:hAnsi="Arial"/>
+          <w:rFonts w:eastAsia="Arial" w:cs="Arial"/>
           <w:b/>
           <w:bCs/>
           <w:color w:val="334155"/>
@@ -1159,7 +1159,7 @@
         <w:pStyle w:val="ListParagraph"/>
         <w:numPr>
           <w:ilvl w:val="0"/>
-          <w:numId w:val="1"/>
+          <w:numId w:val="9"/>
         </w:numPr>
         <w:spacing w:before="40" w:after="40"/>
         <w:rPr/>
@@ -1179,7 +1179,7 @@
         <w:pStyle w:val="ListParagraph"/>
         <w:numPr>
           <w:ilvl w:val="0"/>
-          <w:numId w:val="1"/>
+          <w:numId w:val="10"/>
         </w:numPr>
         <w:spacing w:before="40" w:after="40"/>
         <w:rPr/>
@@ -1199,7 +1199,7 @@
         <w:pStyle w:val="ListParagraph"/>
         <w:numPr>
           <w:ilvl w:val="0"/>
-          <w:numId w:val="1"/>
+          <w:numId w:val="11"/>
         </w:numPr>
         <w:spacing w:before="40" w:after="40"/>
         <w:rPr/>
@@ -1219,7 +1219,7 @@
         <w:pStyle w:val="ListParagraph"/>
         <w:numPr>
           <w:ilvl w:val="0"/>
-          <w:numId w:val="1"/>
+          <w:numId w:val="12"/>
         </w:numPr>
         <w:spacing w:before="40" w:after="40"/>
         <w:rPr/>
@@ -1239,7 +1239,7 @@
         <w:pStyle w:val="ListParagraph"/>
         <w:numPr>
           <w:ilvl w:val="0"/>
-          <w:numId w:val="1"/>
+          <w:numId w:val="13"/>
         </w:numPr>
         <w:spacing w:before="40" w:after="40"/>
         <w:rPr/>
@@ -1259,7 +1259,7 @@
         <w:pStyle w:val="ListParagraph"/>
         <w:numPr>
           <w:ilvl w:val="0"/>
-          <w:numId w:val="1"/>
+          <w:numId w:val="14"/>
         </w:numPr>
         <w:spacing w:before="40" w:after="40"/>
         <w:rPr/>
@@ -1279,7 +1279,7 @@
         <w:pStyle w:val="ListParagraph"/>
         <w:numPr>
           <w:ilvl w:val="0"/>
-          <w:numId w:val="1"/>
+          <w:numId w:val="15"/>
         </w:numPr>
         <w:spacing w:before="40" w:after="40"/>
         <w:rPr/>
@@ -1311,7 +1311,7 @@
       </w:pPr>
       <w:r>
         <w:rPr>
-          <w:rFonts w:eastAsia="Arial" w:cs="Arial" w:ascii="Arial" w:hAnsi="Arial"/>
+          <w:rFonts w:eastAsia="Arial" w:cs="Arial"/>
           <w:b/>
           <w:bCs/>
           <w:color w:val="334155"/>
@@ -1326,7 +1326,7 @@
         <w:pStyle w:val="ListParagraph"/>
         <w:numPr>
           <w:ilvl w:val="0"/>
-          <w:numId w:val="1"/>
+          <w:numId w:val="16"/>
         </w:numPr>
         <w:spacing w:before="40" w:after="40"/>
         <w:rPr/>
@@ -1346,7 +1346,7 @@
         <w:pStyle w:val="ListParagraph"/>
         <w:numPr>
           <w:ilvl w:val="0"/>
-          <w:numId w:val="1"/>
+          <w:numId w:val="17"/>
         </w:numPr>
         <w:spacing w:before="40" w:after="40"/>
         <w:rPr/>
@@ -1366,7 +1366,7 @@
         <w:pStyle w:val="ListParagraph"/>
         <w:numPr>
           <w:ilvl w:val="0"/>
-          <w:numId w:val="1"/>
+          <w:numId w:val="18"/>
         </w:numPr>
         <w:spacing w:before="40" w:after="40"/>
         <w:rPr/>
@@ -1398,7 +1398,7 @@
       </w:pPr>
       <w:r>
         <w:rPr>
-          <w:rFonts w:eastAsia="Arial" w:cs="Arial" w:ascii="Arial" w:hAnsi="Arial"/>
+          <w:rFonts w:eastAsia="Arial" w:cs="Arial"/>
           <w:b/>
           <w:bCs/>
           <w:color w:val="334155"/>
@@ -1413,7 +1413,7 @@
         <w:pStyle w:val="ListParagraph"/>
         <w:numPr>
           <w:ilvl w:val="0"/>
-          <w:numId w:val="1"/>
+          <w:numId w:val="19"/>
         </w:numPr>
         <w:spacing w:before="40" w:after="40"/>
         <w:rPr/>
@@ -1433,7 +1433,7 @@
         <w:pStyle w:val="ListParagraph"/>
         <w:numPr>
           <w:ilvl w:val="0"/>
-          <w:numId w:val="1"/>
+          <w:numId w:val="20"/>
         </w:numPr>
         <w:spacing w:before="40" w:after="40"/>
         <w:rPr/>
@@ -1549,7 +1549,7 @@
       </w:pPr>
       <w:r>
         <w:rPr>
-          <w:rFonts w:eastAsia="Arial" w:cs="Arial" w:ascii="Arial" w:hAnsi="Arial"/>
+          <w:rFonts w:eastAsia="Arial" w:cs="Arial"/>
           <w:b/>
           <w:bCs/>
           <w:color w:val="334155"/>
@@ -1573,14 +1573,14 @@
         </w:tblCellMar>
       </w:tblPr>
       <w:tblGrid>
-        <w:gridCol w:w="2799"/>
-        <w:gridCol w:w="6226"/>
+        <w:gridCol w:w="2798"/>
+        <w:gridCol w:w="6227"/>
       </w:tblGrid>
       <w:tr>
         <w:trPr/>
         <w:tc>
           <w:tcPr>
-            <w:tcW w:w="2799" w:type="dxa"/>
+            <w:tcW w:w="2798" w:type="dxa"/>
             <w:tcBorders>
               <w:top w:val="single" w:sz="2" w:space="0" w:color="6366F1"/>
               <w:left w:val="single" w:sz="2" w:space="0" w:color="6366F1"/>
@@ -1609,7 +1609,7 @@
         </w:tc>
         <w:tc>
           <w:tcPr>
-            <w:tcW w:w="6226" w:type="dxa"/>
+            <w:tcW w:w="6227" w:type="dxa"/>
             <w:tcBorders>
               <w:top w:val="single" w:sz="2" w:space="0" w:color="6366F1"/>
               <w:left w:val="single" w:sz="2" w:space="0" w:color="6366F1"/>
@@ -1641,7 +1641,7 @@
         <w:trPr/>
         <w:tc>
           <w:tcPr>
-            <w:tcW w:w="2799" w:type="dxa"/>
+            <w:tcW w:w="2798" w:type="dxa"/>
             <w:tcBorders>
               <w:top w:val="single" w:sz="2" w:space="0" w:color="E2E8F0"/>
               <w:left w:val="single" w:sz="2" w:space="0" w:color="E2E8F0"/>
@@ -1668,7 +1668,7 @@
         </w:tc>
         <w:tc>
           <w:tcPr>
-            <w:tcW w:w="6226" w:type="dxa"/>
+            <w:tcW w:w="6227" w:type="dxa"/>
             <w:tcBorders>
               <w:top w:val="single" w:sz="2" w:space="0" w:color="E2E8F0"/>
               <w:left w:val="single" w:sz="2" w:space="0" w:color="E2E8F0"/>
@@ -1698,7 +1698,7 @@
         <w:trPr/>
         <w:tc>
           <w:tcPr>
-            <w:tcW w:w="2799" w:type="dxa"/>
+            <w:tcW w:w="2798" w:type="dxa"/>
             <w:tcBorders>
               <w:top w:val="single" w:sz="2" w:space="0" w:color="E2E8F0"/>
               <w:left w:val="single" w:sz="2" w:space="0" w:color="E2E8F0"/>
@@ -1725,7 +1725,7 @@
         </w:tc>
         <w:tc>
           <w:tcPr>
-            <w:tcW w:w="6226" w:type="dxa"/>
+            <w:tcW w:w="6227" w:type="dxa"/>
             <w:tcBorders>
               <w:top w:val="single" w:sz="2" w:space="0" w:color="E2E8F0"/>
               <w:left w:val="single" w:sz="2" w:space="0" w:color="E2E8F0"/>
@@ -1755,7 +1755,7 @@
         <w:trPr/>
         <w:tc>
           <w:tcPr>
-            <w:tcW w:w="2799" w:type="dxa"/>
+            <w:tcW w:w="2798" w:type="dxa"/>
             <w:tcBorders>
               <w:top w:val="single" w:sz="2" w:space="0" w:color="E2E8F0"/>
               <w:left w:val="single" w:sz="2" w:space="0" w:color="E2E8F0"/>
@@ -1782,7 +1782,7 @@
         </w:tc>
         <w:tc>
           <w:tcPr>
-            <w:tcW w:w="6226" w:type="dxa"/>
+            <w:tcW w:w="6227" w:type="dxa"/>
             <w:tcBorders>
               <w:top w:val="single" w:sz="2" w:space="0" w:color="E2E8F0"/>
               <w:left w:val="single" w:sz="2" w:space="0" w:color="E2E8F0"/>
@@ -1812,7 +1812,7 @@
         <w:trPr/>
         <w:tc>
           <w:tcPr>
-            <w:tcW w:w="2799" w:type="dxa"/>
+            <w:tcW w:w="2798" w:type="dxa"/>
             <w:tcBorders>
               <w:top w:val="single" w:sz="2" w:space="0" w:color="E2E8F0"/>
               <w:left w:val="single" w:sz="2" w:space="0" w:color="E2E8F0"/>
@@ -1839,7 +1839,7 @@
         </w:tc>
         <w:tc>
           <w:tcPr>
-            <w:tcW w:w="6226" w:type="dxa"/>
+            <w:tcW w:w="6227" w:type="dxa"/>
             <w:tcBorders>
               <w:top w:val="single" w:sz="2" w:space="0" w:color="E2E8F0"/>
               <w:left w:val="single" w:sz="2" w:space="0" w:color="E2E8F0"/>
@@ -1869,7 +1869,7 @@
         <w:trPr/>
         <w:tc>
           <w:tcPr>
-            <w:tcW w:w="2799" w:type="dxa"/>
+            <w:tcW w:w="2798" w:type="dxa"/>
             <w:tcBorders>
               <w:top w:val="single" w:sz="2" w:space="0" w:color="E2E8F0"/>
               <w:left w:val="single" w:sz="2" w:space="0" w:color="E2E8F0"/>
@@ -1896,7 +1896,7 @@
         </w:tc>
         <w:tc>
           <w:tcPr>
-            <w:tcW w:w="6226" w:type="dxa"/>
+            <w:tcW w:w="6227" w:type="dxa"/>
             <w:tcBorders>
               <w:top w:val="single" w:sz="2" w:space="0" w:color="E2E8F0"/>
               <w:left w:val="single" w:sz="2" w:space="0" w:color="E2E8F0"/>
@@ -1926,7 +1926,7 @@
         <w:trPr/>
         <w:tc>
           <w:tcPr>
-            <w:tcW w:w="2799" w:type="dxa"/>
+            <w:tcW w:w="2798" w:type="dxa"/>
             <w:tcBorders>
               <w:top w:val="single" w:sz="2" w:space="0" w:color="E2E8F0"/>
               <w:left w:val="single" w:sz="2" w:space="0" w:color="E2E8F0"/>
@@ -1953,7 +1953,7 @@
         </w:tc>
         <w:tc>
           <w:tcPr>
-            <w:tcW w:w="6226" w:type="dxa"/>
+            <w:tcW w:w="6227" w:type="dxa"/>
             <w:tcBorders>
               <w:top w:val="single" w:sz="2" w:space="0" w:color="E2E8F0"/>
               <w:left w:val="single" w:sz="2" w:space="0" w:color="E2E8F0"/>
@@ -1997,7 +1997,7 @@
       </w:pPr>
       <w:r>
         <w:rPr>
-          <w:rFonts w:eastAsia="Arial" w:cs="Arial" w:ascii="Arial" w:hAnsi="Arial"/>
+          <w:rFonts w:eastAsia="Arial" w:cs="Arial"/>
           <w:b/>
           <w:bCs/>
           <w:color w:val="334155"/>
@@ -2030,7 +2030,7 @@
         <w:pStyle w:val="ListParagraph"/>
         <w:numPr>
           <w:ilvl w:val="0"/>
-          <w:numId w:val="5"/>
+          <w:numId w:val="21"/>
         </w:numPr>
         <w:spacing w:before="40" w:after="40"/>
         <w:rPr/>
@@ -2059,7 +2059,7 @@
         <w:pStyle w:val="ListParagraph"/>
         <w:numPr>
           <w:ilvl w:val="0"/>
-          <w:numId w:val="2"/>
+          <w:numId w:val="22"/>
         </w:numPr>
         <w:spacing w:before="40" w:after="40"/>
         <w:rPr/>
@@ -2079,7 +2079,7 @@
         <w:pStyle w:val="ListParagraph"/>
         <w:numPr>
           <w:ilvl w:val="0"/>
-          <w:numId w:val="2"/>
+          <w:numId w:val="23"/>
         </w:numPr>
         <w:spacing w:before="40" w:after="40"/>
         <w:rPr/>
@@ -2111,7 +2111,7 @@
       </w:pPr>
       <w:r>
         <w:rPr>
-          <w:rFonts w:eastAsia="Arial" w:cs="Arial" w:ascii="Arial" w:hAnsi="Arial"/>
+          <w:rFonts w:eastAsia="Arial" w:cs="Arial"/>
           <w:b/>
           <w:bCs/>
           <w:color w:val="334155"/>
@@ -2193,6 +2193,55 @@
           <w:szCs w:val="20"/>
         </w:rPr>
         <w:t>Se clicchi bottone reset data ti cancella la data di ricontatto</w:t>
+      </w:r>
+    </w:p>
+    <w:p>
+      <w:pPr>
+        <w:pStyle w:val="Normal"/>
+        <w:spacing w:before="60" w:after="80"/>
+        <w:rPr>
+          <w:rFonts w:ascii="Arial" w:hAnsi="Arial" w:eastAsia="Arial" w:cs="Arial"/>
+          <w:b w:val="false"/>
+          <w:bCs w:val="false"/>
+          <w:color w:val="334155"/>
+          <w:sz w:val="20"/>
+          <w:szCs w:val="20"/>
+        </w:rPr>
+      </w:pPr>
+      <w:r>
+        <w:rPr>
+          <w:rFonts w:eastAsia="Arial" w:cs="Arial"/>
+          <w:b w:val="false"/>
+          <w:bCs w:val="false"/>
+          <w:color w:val="334155"/>
+          <w:sz w:val="20"/>
+          <w:szCs w:val="20"/>
+        </w:rPr>
+      </w:r>
+    </w:p>
+    <w:p>
+      <w:pPr>
+        <w:pStyle w:val="Normal"/>
+        <w:spacing w:before="60" w:after="80"/>
+        <w:rPr>
+          <w:rFonts w:ascii="Arial" w:hAnsi="Arial" w:eastAsia="Arial" w:cs="Arial"/>
+          <w:b w:val="false"/>
+          <w:bCs w:val="false"/>
+          <w:color w:val="334155"/>
+          <w:sz w:val="20"/>
+          <w:szCs w:val="20"/>
+        </w:rPr>
+      </w:pPr>
+      <w:r>
+        <w:rPr>
+          <w:rFonts w:eastAsia="Arial" w:cs="Arial"/>
+          <w:b w:val="false"/>
+          <w:bCs w:val="false"/>
+          <w:color w:val="334155"/>
+          <w:sz w:val="20"/>
+          <w:szCs w:val="20"/>
+        </w:rPr>
+        <w:t xml:space="preserve">filtro per decidere di filtrare utente anche per contattato o no o tutti </w:t>
       </w:r>
     </w:p>
     <w:p>
@@ -2218,7 +2267,7 @@
       </w:pPr>
       <w:r>
         <w:rPr>
-          <w:rFonts w:eastAsia="Arial" w:cs="Arial" w:ascii="Arial" w:hAnsi="Arial"/>
+          <w:rFonts w:eastAsia="Arial" w:cs="Arial"/>
           <w:b/>
           <w:bCs/>
           <w:color w:val="6366F1"/>
@@ -2263,7 +2312,7 @@
       </w:pPr>
       <w:r>
         <w:rPr>
-          <w:rFonts w:eastAsia="Arial" w:cs="Arial" w:ascii="Arial" w:hAnsi="Arial"/>
+          <w:rFonts w:eastAsia="Arial" w:cs="Arial"/>
           <w:b/>
           <w:bCs/>
           <w:color w:val="334155"/>
@@ -2278,7 +2327,7 @@
         <w:pStyle w:val="ListParagraph"/>
         <w:numPr>
           <w:ilvl w:val="0"/>
-          <w:numId w:val="1"/>
+          <w:numId w:val="24"/>
         </w:numPr>
         <w:spacing w:before="40" w:after="40"/>
         <w:rPr/>
@@ -2298,7 +2347,7 @@
         <w:pStyle w:val="ListParagraph"/>
         <w:numPr>
           <w:ilvl w:val="0"/>
-          <w:numId w:val="1"/>
+          <w:numId w:val="25"/>
         </w:numPr>
         <w:spacing w:before="40" w:after="40"/>
         <w:rPr/>
@@ -2318,7 +2367,7 @@
         <w:pStyle w:val="ListParagraph"/>
         <w:numPr>
           <w:ilvl w:val="0"/>
-          <w:numId w:val="1"/>
+          <w:numId w:val="26"/>
         </w:numPr>
         <w:spacing w:before="40" w:after="40"/>
         <w:rPr/>
@@ -2338,7 +2387,7 @@
         <w:pStyle w:val="ListParagraph"/>
         <w:numPr>
           <w:ilvl w:val="0"/>
-          <w:numId w:val="1"/>
+          <w:numId w:val="27"/>
         </w:numPr>
         <w:spacing w:before="40" w:after="40"/>
         <w:rPr/>
@@ -2358,7 +2407,7 @@
         <w:pStyle w:val="ListParagraph"/>
         <w:numPr>
           <w:ilvl w:val="0"/>
-          <w:numId w:val="1"/>
+          <w:numId w:val="28"/>
         </w:numPr>
         <w:spacing w:before="40" w:after="40"/>
         <w:rPr/>
@@ -2378,7 +2427,7 @@
         <w:pStyle w:val="ListParagraph"/>
         <w:numPr>
           <w:ilvl w:val="0"/>
-          <w:numId w:val="1"/>
+          <w:numId w:val="29"/>
         </w:numPr>
         <w:spacing w:before="40" w:after="40"/>
         <w:rPr/>
@@ -2398,7 +2447,7 @@
         <w:pStyle w:val="ListParagraph"/>
         <w:numPr>
           <w:ilvl w:val="0"/>
-          <w:numId w:val="1"/>
+          <w:numId w:val="30"/>
         </w:numPr>
         <w:spacing w:before="40" w:after="40"/>
         <w:rPr/>
@@ -2514,7 +2563,7 @@
       </w:pPr>
       <w:r>
         <w:rPr>
-          <w:rFonts w:eastAsia="Arial" w:cs="Arial" w:ascii="Arial" w:hAnsi="Arial"/>
+          <w:rFonts w:eastAsia="Arial" w:cs="Arial"/>
           <w:b/>
           <w:bCs/>
           <w:color w:val="334155"/>
@@ -3190,7 +3239,7 @@
       </w:pPr>
       <w:r>
         <w:rPr>
-          <w:rFonts w:eastAsia="Arial" w:cs="Arial" w:ascii="Arial" w:hAnsi="Arial"/>
+          <w:rFonts w:eastAsia="Arial" w:cs="Arial"/>
           <w:b/>
           <w:bCs/>
           <w:color w:val="334155"/>
@@ -3205,7 +3254,7 @@
         <w:pStyle w:val="ListParagraph"/>
         <w:numPr>
           <w:ilvl w:val="0"/>
-          <w:numId w:val="1"/>
+          <w:numId w:val="31"/>
         </w:numPr>
         <w:spacing w:before="40" w:after="40"/>
         <w:rPr/>
@@ -3225,7 +3274,7 @@
         <w:pStyle w:val="ListParagraph"/>
         <w:numPr>
           <w:ilvl w:val="0"/>
-          <w:numId w:val="1"/>
+          <w:numId w:val="32"/>
         </w:numPr>
         <w:spacing w:before="40" w:after="40"/>
         <w:rPr/>
@@ -3245,7 +3294,7 @@
         <w:pStyle w:val="ListParagraph"/>
         <w:numPr>
           <w:ilvl w:val="0"/>
-          <w:numId w:val="1"/>
+          <w:numId w:val="33"/>
         </w:numPr>
         <w:spacing w:before="40" w:after="40"/>
         <w:rPr/>
@@ -3277,7 +3326,7 @@
       </w:pPr>
       <w:r>
         <w:rPr>
-          <w:rFonts w:eastAsia="Arial" w:cs="Arial" w:ascii="Arial" w:hAnsi="Arial"/>
+          <w:rFonts w:eastAsia="Arial" w:cs="Arial"/>
           <w:b/>
           <w:bCs/>
           <w:color w:val="334155"/>
@@ -3292,7 +3341,7 @@
         <w:pStyle w:val="ListParagraph"/>
         <w:numPr>
           <w:ilvl w:val="0"/>
-          <w:numId w:val="1"/>
+          <w:numId w:val="34"/>
         </w:numPr>
         <w:spacing w:before="40" w:after="40"/>
         <w:rPr/>
@@ -3312,7 +3361,7 @@
         <w:pStyle w:val="ListParagraph"/>
         <w:numPr>
           <w:ilvl w:val="0"/>
-          <w:numId w:val="1"/>
+          <w:numId w:val="35"/>
         </w:numPr>
         <w:spacing w:before="40" w:after="40"/>
         <w:rPr/>
@@ -3344,7 +3393,7 @@
       </w:pPr>
       <w:r>
         <w:rPr>
-          <w:rFonts w:eastAsia="Arial" w:cs="Arial" w:ascii="Arial" w:hAnsi="Arial"/>
+          <w:rFonts w:eastAsia="Arial" w:cs="Arial"/>
           <w:b/>
           <w:bCs/>
           <w:color w:val="334155"/>
@@ -3377,7 +3426,7 @@
         <w:pStyle w:val="ListParagraph"/>
         <w:numPr>
           <w:ilvl w:val="0"/>
-          <w:numId w:val="2"/>
+          <w:numId w:val="36"/>
         </w:numPr>
         <w:spacing w:before="40" w:after="40"/>
         <w:rPr/>
@@ -3397,7 +3446,7 @@
         <w:pStyle w:val="ListParagraph"/>
         <w:numPr>
           <w:ilvl w:val="0"/>
-          <w:numId w:val="2"/>
+          <w:numId w:val="37"/>
         </w:numPr>
         <w:spacing w:before="40" w:after="40"/>
         <w:rPr/>
@@ -3417,7 +3466,7 @@
         <w:pStyle w:val="ListParagraph"/>
         <w:numPr>
           <w:ilvl w:val="0"/>
-          <w:numId w:val="2"/>
+          <w:numId w:val="38"/>
         </w:numPr>
         <w:spacing w:before="40" w:after="40"/>
         <w:rPr/>
@@ -3437,7 +3486,7 @@
         <w:pStyle w:val="ListParagraph"/>
         <w:numPr>
           <w:ilvl w:val="0"/>
-          <w:numId w:val="2"/>
+          <w:numId w:val="39"/>
         </w:numPr>
         <w:spacing w:before="40" w:after="40"/>
         <w:rPr/>
@@ -3553,7 +3602,7 @@
       </w:pPr>
       <w:r>
         <w:rPr>
-          <w:rFonts w:eastAsia="Arial" w:cs="Arial" w:ascii="Arial" w:hAnsi="Arial"/>
+          <w:rFonts w:eastAsia="Arial" w:cs="Arial"/>
           <w:b/>
           <w:bCs/>
           <w:color w:val="334155"/>
@@ -3598,7 +3647,7 @@
       </w:pPr>
       <w:r>
         <w:rPr>
-          <w:rFonts w:eastAsia="Arial" w:cs="Arial" w:ascii="Arial" w:hAnsi="Arial"/>
+          <w:rFonts w:eastAsia="Arial" w:cs="Arial"/>
           <w:b/>
           <w:bCs/>
           <w:color w:val="334155"/>
@@ -3613,7 +3662,7 @@
         <w:pStyle w:val="ListParagraph"/>
         <w:numPr>
           <w:ilvl w:val="0"/>
-          <w:numId w:val="1"/>
+          <w:numId w:val="40"/>
         </w:numPr>
         <w:spacing w:before="40" w:after="40"/>
         <w:rPr/>
@@ -3633,7 +3682,7 @@
         <w:pStyle w:val="ListParagraph"/>
         <w:numPr>
           <w:ilvl w:val="0"/>
-          <w:numId w:val="1"/>
+          <w:numId w:val="41"/>
         </w:numPr>
         <w:spacing w:before="40" w:after="40"/>
         <w:rPr/>
@@ -3653,7 +3702,7 @@
         <w:pStyle w:val="ListParagraph"/>
         <w:numPr>
           <w:ilvl w:val="0"/>
-          <w:numId w:val="1"/>
+          <w:numId w:val="42"/>
         </w:numPr>
         <w:spacing w:before="40" w:after="40"/>
         <w:rPr/>
@@ -3673,7 +3722,7 @@
         <w:pStyle w:val="ListParagraph"/>
         <w:numPr>
           <w:ilvl w:val="0"/>
-          <w:numId w:val="1"/>
+          <w:numId w:val="43"/>
         </w:numPr>
         <w:spacing w:before="40" w:after="40"/>
         <w:rPr/>
@@ -3808,6 +3857,65 @@
         <w:rPr/>
         <w:t>Se clicchi reset date ti cancella data preventivo e data di ricontatto</w:t>
       </w:r>
+    </w:p>
+    <w:p>
+      <w:pPr>
+        <w:pStyle w:val="Normal"/>
+        <w:rPr/>
+      </w:pPr>
+      <w:r>
+        <w:rPr/>
+      </w:r>
+    </w:p>
+    <w:p>
+      <w:pPr>
+        <w:pStyle w:val="Normal"/>
+        <w:spacing w:before="60" w:after="80"/>
+        <w:rPr>
+          <w:rFonts w:ascii="Arial" w:hAnsi="Arial" w:eastAsia="Arial" w:cs="Arial"/>
+          <w:b w:val="false"/>
+          <w:bCs w:val="false"/>
+          <w:color w:val="334155"/>
+          <w:sz w:val="20"/>
+          <w:szCs w:val="20"/>
+        </w:rPr>
+      </w:pPr>
+      <w:r>
+        <w:rPr>
+          <w:rFonts w:eastAsia="Arial" w:cs="Arial"/>
+          <w:b w:val="false"/>
+          <w:bCs w:val="false"/>
+          <w:color w:val="334155"/>
+          <w:sz w:val="20"/>
+          <w:szCs w:val="20"/>
+        </w:rPr>
+        <w:t xml:space="preserve">filtro per decidere di filtrare utente anche per contattato o no o tutti </w:t>
+      </w:r>
+    </w:p>
+    <w:p>
+      <w:pPr>
+        <w:pStyle w:val="Normal"/>
+        <w:spacing w:before="60" w:after="80"/>
+        <w:rPr>
+          <w:rFonts w:ascii="Arial" w:hAnsi="Arial" w:eastAsia="Arial" w:cs="Arial"/>
+          <w:b w:val="false"/>
+          <w:bCs w:val="false"/>
+          <w:color w:val="334155"/>
+          <w:sz w:val="20"/>
+          <w:szCs w:val="20"/>
+        </w:rPr>
+      </w:pPr>
+      <w:r>
+        <w:rPr>
+          <w:rFonts w:eastAsia="Arial" w:cs="Arial"/>
+          <w:b w:val="false"/>
+          <w:bCs w:val="false"/>
+          <w:color w:val="334155"/>
+          <w:sz w:val="20"/>
+          <w:szCs w:val="20"/>
+        </w:rPr>
+        <w:t xml:space="preserve">Filtro per filtrare per i preventivi conclusi o non o tutti </w:t>
+      </w:r>
       <w:r>
         <w:br w:type="page"/>
       </w:r>
@@ -3823,7 +3931,7 @@
       </w:pPr>
       <w:r>
         <w:rPr>
-          <w:rFonts w:eastAsia="Arial" w:cs="Arial" w:ascii="Arial" w:hAnsi="Arial"/>
+          <w:rFonts w:eastAsia="Arial" w:cs="Arial"/>
           <w:b/>
           <w:bCs/>
           <w:color w:val="6366F1"/>
@@ -3868,7 +3976,7 @@
       </w:pPr>
       <w:r>
         <w:rPr>
-          <w:rFonts w:eastAsia="Arial" w:cs="Arial" w:ascii="Arial" w:hAnsi="Arial"/>
+          <w:rFonts w:eastAsia="Arial" w:cs="Arial"/>
           <w:b/>
           <w:bCs/>
           <w:color w:val="334155"/>
@@ -3883,7 +3991,7 @@
         <w:pStyle w:val="ListParagraph"/>
         <w:numPr>
           <w:ilvl w:val="0"/>
-          <w:numId w:val="1"/>
+          <w:numId w:val="44"/>
         </w:numPr>
         <w:spacing w:before="40" w:after="40"/>
         <w:rPr/>
@@ -3903,7 +4011,7 @@
         <w:pStyle w:val="ListParagraph"/>
         <w:numPr>
           <w:ilvl w:val="0"/>
-          <w:numId w:val="1"/>
+          <w:numId w:val="45"/>
         </w:numPr>
         <w:spacing w:before="40" w:after="40"/>
         <w:rPr/>
@@ -3923,7 +4031,7 @@
         <w:pStyle w:val="ListParagraph"/>
         <w:numPr>
           <w:ilvl w:val="0"/>
-          <w:numId w:val="1"/>
+          <w:numId w:val="46"/>
         </w:numPr>
         <w:spacing w:before="40" w:after="40"/>
         <w:rPr/>
@@ -3955,7 +4063,7 @@
       </w:pPr>
       <w:r>
         <w:rPr>
-          <w:rFonts w:eastAsia="Arial" w:cs="Arial" w:ascii="Arial" w:hAnsi="Arial"/>
+          <w:rFonts w:eastAsia="Arial" w:cs="Arial"/>
           <w:b/>
           <w:bCs/>
           <w:color w:val="334155"/>
@@ -3970,7 +4078,7 @@
         <w:pStyle w:val="ListParagraph"/>
         <w:numPr>
           <w:ilvl w:val="0"/>
-          <w:numId w:val="2"/>
+          <w:numId w:val="47"/>
         </w:numPr>
         <w:spacing w:before="40" w:after="40"/>
         <w:rPr/>
@@ -3990,7 +4098,7 @@
         <w:pStyle w:val="ListParagraph"/>
         <w:numPr>
           <w:ilvl w:val="0"/>
-          <w:numId w:val="2"/>
+          <w:numId w:val="48"/>
         </w:numPr>
         <w:spacing w:before="40" w:after="40"/>
         <w:rPr/>
@@ -4106,7 +4214,7 @@
       </w:pPr>
       <w:r>
         <w:rPr>
-          <w:rFonts w:eastAsia="Arial" w:cs="Arial" w:ascii="Arial" w:hAnsi="Arial"/>
+          <w:rFonts w:eastAsia="Arial" w:cs="Arial"/>
           <w:b/>
           <w:bCs/>
           <w:color w:val="334155"/>
@@ -4389,7 +4497,7 @@
       </w:pPr>
       <w:r>
         <w:rPr>
-          <w:rFonts w:eastAsia="Arial" w:cs="Arial" w:ascii="Arial" w:hAnsi="Arial"/>
+          <w:rFonts w:eastAsia="Arial" w:cs="Arial"/>
           <w:b/>
           <w:bCs/>
           <w:color w:val="6366F1"/>
@@ -4434,7 +4542,7 @@
       </w:pPr>
       <w:r>
         <w:rPr>
-          <w:rFonts w:eastAsia="Arial" w:cs="Arial" w:ascii="Arial" w:hAnsi="Arial"/>
+          <w:rFonts w:eastAsia="Arial" w:cs="Arial"/>
           <w:b/>
           <w:bCs/>
           <w:color w:val="334155"/>
@@ -4449,7 +4557,7 @@
         <w:pStyle w:val="ListParagraph"/>
         <w:numPr>
           <w:ilvl w:val="0"/>
-          <w:numId w:val="1"/>
+          <w:numId w:val="49"/>
         </w:numPr>
         <w:spacing w:before="40" w:after="40"/>
         <w:rPr/>
@@ -4469,7 +4577,7 @@
         <w:pStyle w:val="ListParagraph"/>
         <w:numPr>
           <w:ilvl w:val="0"/>
-          <w:numId w:val="1"/>
+          <w:numId w:val="50"/>
         </w:numPr>
         <w:spacing w:before="40" w:after="40"/>
         <w:rPr/>
@@ -4489,7 +4597,7 @@
         <w:pStyle w:val="ListParagraph"/>
         <w:numPr>
           <w:ilvl w:val="0"/>
-          <w:numId w:val="1"/>
+          <w:numId w:val="51"/>
         </w:numPr>
         <w:spacing w:before="40" w:after="40"/>
         <w:rPr/>
@@ -4509,7 +4617,7 @@
         <w:pStyle w:val="ListParagraph"/>
         <w:numPr>
           <w:ilvl w:val="0"/>
-          <w:numId w:val="1"/>
+          <w:numId w:val="52"/>
         </w:numPr>
         <w:spacing w:before="40" w:after="40"/>
         <w:rPr/>
@@ -4541,7 +4649,7 @@
       </w:pPr>
       <w:r>
         <w:rPr>
-          <w:rFonts w:eastAsia="Arial" w:cs="Arial" w:ascii="Arial" w:hAnsi="Arial"/>
+          <w:rFonts w:eastAsia="Arial" w:cs="Arial"/>
           <w:b/>
           <w:bCs/>
           <w:color w:val="334155"/>
@@ -4556,7 +4664,7 @@
         <w:pStyle w:val="ListParagraph"/>
         <w:numPr>
           <w:ilvl w:val="0"/>
-          <w:numId w:val="2"/>
+          <w:numId w:val="53"/>
         </w:numPr>
         <w:spacing w:before="40" w:after="40"/>
         <w:rPr/>
@@ -4576,7 +4684,7 @@
         <w:pStyle w:val="ListParagraph"/>
         <w:numPr>
           <w:ilvl w:val="0"/>
-          <w:numId w:val="2"/>
+          <w:numId w:val="54"/>
         </w:numPr>
         <w:spacing w:before="40" w:after="40"/>
         <w:rPr/>
@@ -4692,7 +4800,7 @@
       </w:pPr>
       <w:r>
         <w:rPr>
-          <w:rFonts w:eastAsia="Arial" w:cs="Arial" w:ascii="Arial" w:hAnsi="Arial"/>
+          <w:rFonts w:eastAsia="Arial" w:cs="Arial"/>
           <w:b/>
           <w:bCs/>
           <w:color w:val="334155"/>
@@ -4975,7 +5083,7 @@
       </w:pPr>
       <w:r>
         <w:rPr>
-          <w:rFonts w:eastAsia="Arial" w:cs="Arial" w:ascii="Arial" w:hAnsi="Arial"/>
+          <w:rFonts w:eastAsia="Arial" w:cs="Arial"/>
           <w:b/>
           <w:bCs/>
           <w:color w:val="6366F1"/>
@@ -5020,7 +5128,7 @@
       </w:pPr>
       <w:r>
         <w:rPr>
-          <w:rFonts w:eastAsia="Arial" w:cs="Arial" w:ascii="Arial" w:hAnsi="Arial"/>
+          <w:rFonts w:eastAsia="Arial" w:cs="Arial"/>
           <w:b/>
           <w:bCs/>
           <w:color w:val="334155"/>
@@ -5035,7 +5143,7 @@
         <w:pStyle w:val="ListParagraph"/>
         <w:numPr>
           <w:ilvl w:val="0"/>
-          <w:numId w:val="1"/>
+          <w:numId w:val="55"/>
         </w:numPr>
         <w:spacing w:before="40" w:after="40"/>
         <w:rPr/>
@@ -5055,7 +5163,7 @@
         <w:pStyle w:val="ListParagraph"/>
         <w:numPr>
           <w:ilvl w:val="0"/>
-          <w:numId w:val="1"/>
+          <w:numId w:val="56"/>
         </w:numPr>
         <w:spacing w:before="40" w:after="40"/>
         <w:rPr/>
@@ -5075,7 +5183,7 @@
         <w:pStyle w:val="ListParagraph"/>
         <w:numPr>
           <w:ilvl w:val="0"/>
-          <w:numId w:val="1"/>
+          <w:numId w:val="57"/>
         </w:numPr>
         <w:spacing w:before="40" w:after="40"/>
         <w:rPr/>
@@ -5095,7 +5203,7 @@
         <w:pStyle w:val="ListParagraph"/>
         <w:numPr>
           <w:ilvl w:val="0"/>
-          <w:numId w:val="1"/>
+          <w:numId w:val="58"/>
         </w:numPr>
         <w:spacing w:before="40" w:after="40"/>
         <w:rPr/>
@@ -5127,7 +5235,7 @@
       </w:pPr>
       <w:r>
         <w:rPr>
-          <w:rFonts w:eastAsia="Arial" w:cs="Arial" w:ascii="Arial" w:hAnsi="Arial"/>
+          <w:rFonts w:eastAsia="Arial" w:cs="Arial"/>
           <w:b/>
           <w:bCs/>
           <w:color w:val="334155"/>
@@ -5142,7 +5250,7 @@
         <w:pStyle w:val="ListParagraph"/>
         <w:numPr>
           <w:ilvl w:val="0"/>
-          <w:numId w:val="2"/>
+          <w:numId w:val="59"/>
         </w:numPr>
         <w:spacing w:before="40" w:after="40"/>
         <w:rPr/>
@@ -5162,7 +5270,7 @@
         <w:pStyle w:val="ListParagraph"/>
         <w:numPr>
           <w:ilvl w:val="0"/>
-          <w:numId w:val="2"/>
+          <w:numId w:val="60"/>
         </w:numPr>
         <w:spacing w:before="40" w:after="40"/>
         <w:rPr/>
@@ -5182,7 +5290,7 @@
         <w:pStyle w:val="ListParagraph"/>
         <w:numPr>
           <w:ilvl w:val="0"/>
-          <w:numId w:val="2"/>
+          <w:numId w:val="61"/>
         </w:numPr>
         <w:spacing w:before="40" w:after="40"/>
         <w:rPr/>
@@ -5202,7 +5310,7 @@
         <w:pStyle w:val="ListParagraph"/>
         <w:numPr>
           <w:ilvl w:val="0"/>
-          <w:numId w:val="2"/>
+          <w:numId w:val="62"/>
         </w:numPr>
         <w:spacing w:before="40" w:after="40"/>
         <w:rPr/>
@@ -5261,7 +5369,7 @@
       </w:pPr>
       <w:r>
         <w:rPr>
-          <w:rFonts w:eastAsia="Arial" w:cs="Arial" w:ascii="Arial" w:hAnsi="Arial"/>
+          <w:rFonts w:eastAsia="Arial" w:cs="Arial"/>
           <w:b/>
           <w:bCs/>
           <w:color w:val="334155"/>
@@ -5276,7 +5384,7 @@
         <w:pStyle w:val="ListParagraph"/>
         <w:numPr>
           <w:ilvl w:val="0"/>
-          <w:numId w:val="1"/>
+          <w:numId w:val="63"/>
         </w:numPr>
         <w:spacing w:before="40" w:after="40"/>
         <w:rPr/>
@@ -5296,7 +5404,7 @@
         <w:pStyle w:val="ListParagraph"/>
         <w:numPr>
           <w:ilvl w:val="0"/>
-          <w:numId w:val="1"/>
+          <w:numId w:val="64"/>
         </w:numPr>
         <w:spacing w:before="40" w:after="40"/>
         <w:rPr/>
@@ -5316,7 +5424,7 @@
         <w:pStyle w:val="ListParagraph"/>
         <w:numPr>
           <w:ilvl w:val="0"/>
-          <w:numId w:val="1"/>
+          <w:numId w:val="65"/>
         </w:numPr>
         <w:spacing w:before="40" w:after="40"/>
         <w:rPr/>
@@ -5336,7 +5444,7 @@
         <w:pStyle w:val="ListParagraph"/>
         <w:numPr>
           <w:ilvl w:val="0"/>
-          <w:numId w:val="1"/>
+          <w:numId w:val="66"/>
         </w:numPr>
         <w:spacing w:before="40" w:after="40"/>
         <w:rPr/>
@@ -5368,7 +5476,7 @@
       </w:pPr>
       <w:r>
         <w:rPr>
-          <w:rFonts w:eastAsia="Arial" w:cs="Arial" w:ascii="Arial" w:hAnsi="Arial"/>
+          <w:rFonts w:eastAsia="Arial" w:cs="Arial"/>
           <w:b/>
           <w:bCs/>
           <w:color w:val="334155"/>
@@ -5383,7 +5491,7 @@
         <w:pStyle w:val="ListParagraph"/>
         <w:numPr>
           <w:ilvl w:val="0"/>
-          <w:numId w:val="1"/>
+          <w:numId w:val="67"/>
         </w:numPr>
         <w:spacing w:before="40" w:after="40"/>
         <w:rPr/>
@@ -5403,7 +5511,7 @@
         <w:pStyle w:val="ListParagraph"/>
         <w:numPr>
           <w:ilvl w:val="0"/>
-          <w:numId w:val="1"/>
+          <w:numId w:val="68"/>
         </w:numPr>
         <w:spacing w:before="40" w:after="40"/>
         <w:rPr/>
@@ -5525,7 +5633,7 @@
       </w:pPr>
       <w:r>
         <w:rPr>
-          <w:rFonts w:eastAsia="Arial" w:cs="Arial" w:ascii="Arial" w:hAnsi="Arial"/>
+          <w:rFonts w:eastAsia="Arial" w:cs="Arial"/>
           <w:b/>
           <w:bCs/>
           <w:color w:val="6366F1"/>
@@ -5570,7 +5678,7 @@
       </w:pPr>
       <w:r>
         <w:rPr>
-          <w:rFonts w:eastAsia="Arial" w:cs="Arial" w:ascii="Arial" w:hAnsi="Arial"/>
+          <w:rFonts w:eastAsia="Arial" w:cs="Arial"/>
           <w:b/>
           <w:bCs/>
           <w:color w:val="334155"/>
@@ -5585,7 +5693,7 @@
         <w:pStyle w:val="ListParagraph"/>
         <w:numPr>
           <w:ilvl w:val="0"/>
-          <w:numId w:val="2"/>
+          <w:numId w:val="69"/>
         </w:numPr>
         <w:spacing w:before="40" w:after="40"/>
         <w:rPr/>
@@ -5605,7 +5713,7 @@
         <w:pStyle w:val="ListParagraph"/>
         <w:numPr>
           <w:ilvl w:val="0"/>
-          <w:numId w:val="2"/>
+          <w:numId w:val="70"/>
         </w:numPr>
         <w:spacing w:before="40" w:after="40"/>
         <w:rPr/>
@@ -5625,7 +5733,7 @@
         <w:pStyle w:val="ListParagraph"/>
         <w:numPr>
           <w:ilvl w:val="0"/>
-          <w:numId w:val="2"/>
+          <w:numId w:val="71"/>
         </w:numPr>
         <w:spacing w:before="40" w:after="40"/>
         <w:rPr/>
@@ -5747,7 +5855,7 @@
       </w:pPr>
       <w:r>
         <w:rPr>
-          <w:rFonts w:eastAsia="Arial" w:cs="Arial" w:ascii="Arial" w:hAnsi="Arial"/>
+          <w:rFonts w:eastAsia="Arial" w:cs="Arial"/>
           <w:b/>
           <w:bCs/>
           <w:color w:val="6366F1"/>
@@ -5765,7 +5873,7 @@
       </w:pPr>
       <w:r>
         <w:rPr>
-          <w:rFonts w:eastAsia="Arial" w:cs="Arial" w:ascii="Arial" w:hAnsi="Arial"/>
+          <w:rFonts w:eastAsia="Arial" w:cs="Arial"/>
           <w:b/>
           <w:bCs/>
           <w:color w:val="334155"/>
@@ -5810,7 +5918,7 @@
       </w:pPr>
       <w:r>
         <w:rPr>
-          <w:rFonts w:eastAsia="Arial" w:cs="Arial" w:ascii="Arial" w:hAnsi="Arial"/>
+          <w:rFonts w:eastAsia="Arial" w:cs="Arial"/>
           <w:b/>
           <w:bCs/>
           <w:color w:val="334155"/>
@@ -5855,7 +5963,7 @@
       </w:pPr>
       <w:r>
         <w:rPr>
-          <w:rFonts w:eastAsia="Arial" w:cs="Arial" w:ascii="Arial" w:hAnsi="Arial"/>
+          <w:rFonts w:eastAsia="Arial" w:cs="Arial"/>
           <w:b/>
           <w:bCs/>
           <w:color w:val="334155"/>
@@ -5900,7 +6008,7 @@
       </w:pPr>
       <w:r>
         <w:rPr>
-          <w:rFonts w:eastAsia="Arial" w:cs="Arial" w:ascii="Arial" w:hAnsi="Arial"/>
+          <w:rFonts w:eastAsia="Arial" w:cs="Arial"/>
           <w:b/>
           <w:bCs/>
           <w:color w:val="334155"/>
@@ -5945,7 +6053,7 @@
       </w:pPr>
       <w:r>
         <w:rPr>
-          <w:rFonts w:eastAsia="Arial" w:cs="Arial" w:ascii="Arial" w:hAnsi="Arial"/>
+          <w:rFonts w:eastAsia="Arial" w:cs="Arial"/>
           <w:b/>
           <w:bCs/>
           <w:color w:val="334155"/>
@@ -5990,7 +6098,7 @@
       </w:pPr>
       <w:r>
         <w:rPr>
-          <w:rFonts w:eastAsia="Arial" w:cs="Arial" w:ascii="Arial" w:hAnsi="Arial"/>
+          <w:rFonts w:eastAsia="Arial" w:cs="Arial"/>
           <w:b/>
           <w:bCs/>
           <w:color w:val="334155"/>
@@ -6035,7 +6143,7 @@
       </w:pPr>
       <w:r>
         <w:rPr>
-          <w:rFonts w:eastAsia="Arial" w:cs="Arial" w:ascii="Arial" w:hAnsi="Arial"/>
+          <w:rFonts w:eastAsia="Arial" w:cs="Arial"/>
           <w:b/>
           <w:bCs/>
           <w:color w:val="334155"/>
@@ -6080,7 +6188,7 @@
       </w:pPr>
       <w:r>
         <w:rPr>
-          <w:rFonts w:eastAsia="Arial" w:cs="Arial" w:ascii="Arial" w:hAnsi="Arial"/>
+          <w:rFonts w:eastAsia="Arial" w:cs="Arial"/>
           <w:b/>
           <w:bCs/>
           <w:color w:val="334155"/>
@@ -6125,7 +6233,7 @@
       </w:pPr>
       <w:r>
         <w:rPr>
-          <w:rFonts w:eastAsia="Arial" w:cs="Arial" w:ascii="Arial" w:hAnsi="Arial"/>
+          <w:rFonts w:eastAsia="Arial" w:cs="Arial"/>
           <w:b/>
           <w:bCs/>
           <w:color w:val="334155"/>
@@ -6336,6 +6444,7 @@
         </w:tabs>
         <w:ind w:left="1080" w:hanging="360"/>
       </w:pPr>
+      <w:rPr/>
     </w:lvl>
     <w:lvl w:ilvl="2">
       <w:start w:val="1"/>
@@ -6348,6 +6457,7 @@
         </w:tabs>
         <w:ind w:left="1440" w:hanging="360"/>
       </w:pPr>
+      <w:rPr/>
     </w:lvl>
     <w:lvl w:ilvl="3">
       <w:start w:val="1"/>
@@ -6360,6 +6470,7 @@
         </w:tabs>
         <w:ind w:left="1800" w:hanging="360"/>
       </w:pPr>
+      <w:rPr/>
     </w:lvl>
     <w:lvl w:ilvl="4">
       <w:start w:val="1"/>
@@ -6372,6 +6483,7 @@
         </w:tabs>
         <w:ind w:left="2160" w:hanging="360"/>
       </w:pPr>
+      <w:rPr/>
     </w:lvl>
     <w:lvl w:ilvl="5">
       <w:start w:val="1"/>
@@ -6384,6 +6496,7 @@
         </w:tabs>
         <w:ind w:left="2520" w:hanging="360"/>
       </w:pPr>
+      <w:rPr/>
     </w:lvl>
     <w:lvl w:ilvl="6">
       <w:start w:val="1"/>
@@ -6396,6 +6509,7 @@
         </w:tabs>
         <w:ind w:left="2880" w:hanging="360"/>
       </w:pPr>
+      <w:rPr/>
     </w:lvl>
     <w:lvl w:ilvl="7">
       <w:start w:val="1"/>
@@ -6408,6 +6522,7 @@
         </w:tabs>
         <w:ind w:left="3240" w:hanging="360"/>
       </w:pPr>
+      <w:rPr/>
     </w:lvl>
     <w:lvl w:ilvl="8">
       <w:start w:val="1"/>
@@ -6420,6 +6535,7 @@
         </w:tabs>
         <w:ind w:left="3600" w:hanging="360"/>
       </w:pPr>
+      <w:rPr/>
     </w:lvl>
   </w:abstractNum>
   <w:abstractNum w:abstractNumId="2">
@@ -6449,6 +6565,7 @@
         </w:tabs>
         <w:ind w:left="1080" w:hanging="360"/>
       </w:pPr>
+      <w:rPr/>
     </w:lvl>
     <w:lvl w:ilvl="2">
       <w:start w:val="1"/>
@@ -6461,6 +6578,7 @@
         </w:tabs>
         <w:ind w:left="1440" w:hanging="360"/>
       </w:pPr>
+      <w:rPr/>
     </w:lvl>
     <w:lvl w:ilvl="3">
       <w:start w:val="1"/>
@@ -6473,6 +6591,7 @@
         </w:tabs>
         <w:ind w:left="1800" w:hanging="360"/>
       </w:pPr>
+      <w:rPr/>
     </w:lvl>
     <w:lvl w:ilvl="4">
       <w:start w:val="1"/>
@@ -6485,6 +6604,7 @@
         </w:tabs>
         <w:ind w:left="2160" w:hanging="360"/>
       </w:pPr>
+      <w:rPr/>
     </w:lvl>
     <w:lvl w:ilvl="5">
       <w:start w:val="1"/>
@@ -6497,6 +6617,7 @@
         </w:tabs>
         <w:ind w:left="2520" w:hanging="360"/>
       </w:pPr>
+      <w:rPr/>
     </w:lvl>
     <w:lvl w:ilvl="6">
       <w:start w:val="1"/>
@@ -6509,6 +6630,7 @@
         </w:tabs>
         <w:ind w:left="2880" w:hanging="360"/>
       </w:pPr>
+      <w:rPr/>
     </w:lvl>
     <w:lvl w:ilvl="7">
       <w:start w:val="1"/>
@@ -6521,6 +6643,7 @@
         </w:tabs>
         <w:ind w:left="3240" w:hanging="360"/>
       </w:pPr>
+      <w:rPr/>
     </w:lvl>
     <w:lvl w:ilvl="8">
       <w:start w:val="1"/>
@@ -6533,9 +6656,250 @@
         </w:tabs>
         <w:ind w:left="3600" w:hanging="360"/>
       </w:pPr>
+      <w:rPr/>
     </w:lvl>
   </w:abstractNum>
   <w:abstractNum w:abstractNumId="3">
+    <w:lvl w:ilvl="0">
+      <w:start w:val="1"/>
+      <w:numFmt w:val="decimal"/>
+      <w:lvlText w:val="%1."/>
+      <w:lvlJc w:val="left"/>
+      <w:pPr>
+        <w:tabs>
+          <w:tab w:val="num" w:pos="0"/>
+        </w:tabs>
+        <w:ind w:left="720" w:hanging="360"/>
+      </w:pPr>
+      <w:rPr/>
+    </w:lvl>
+    <w:lvl w:ilvl="1">
+      <w:start w:val="1"/>
+      <w:numFmt w:val="decimal"/>
+      <w:lvlText w:val="%2."/>
+      <w:lvlJc w:val="left"/>
+      <w:pPr>
+        <w:tabs>
+          <w:tab w:val="num" w:pos="1080"/>
+        </w:tabs>
+        <w:ind w:left="1080" w:hanging="360"/>
+      </w:pPr>
+      <w:rPr/>
+    </w:lvl>
+    <w:lvl w:ilvl="2">
+      <w:start w:val="1"/>
+      <w:numFmt w:val="decimal"/>
+      <w:lvlText w:val="%3."/>
+      <w:lvlJc w:val="left"/>
+      <w:pPr>
+        <w:tabs>
+          <w:tab w:val="num" w:pos="1440"/>
+        </w:tabs>
+        <w:ind w:left="1440" w:hanging="360"/>
+      </w:pPr>
+      <w:rPr/>
+    </w:lvl>
+    <w:lvl w:ilvl="3">
+      <w:start w:val="1"/>
+      <w:numFmt w:val="decimal"/>
+      <w:lvlText w:val="%4."/>
+      <w:lvlJc w:val="left"/>
+      <w:pPr>
+        <w:tabs>
+          <w:tab w:val="num" w:pos="1800"/>
+        </w:tabs>
+        <w:ind w:left="1800" w:hanging="360"/>
+      </w:pPr>
+      <w:rPr/>
+    </w:lvl>
+    <w:lvl w:ilvl="4">
+      <w:start w:val="1"/>
+      <w:numFmt w:val="decimal"/>
+      <w:lvlText w:val="%5."/>
+      <w:lvlJc w:val="left"/>
+      <w:pPr>
+        <w:tabs>
+          <w:tab w:val="num" w:pos="2160"/>
+        </w:tabs>
+        <w:ind w:left="2160" w:hanging="360"/>
+      </w:pPr>
+      <w:rPr/>
+    </w:lvl>
+    <w:lvl w:ilvl="5">
+      <w:start w:val="1"/>
+      <w:numFmt w:val="decimal"/>
+      <w:lvlText w:val="%6."/>
+      <w:lvlJc w:val="left"/>
+      <w:pPr>
+        <w:tabs>
+          <w:tab w:val="num" w:pos="2520"/>
+        </w:tabs>
+        <w:ind w:left="2520" w:hanging="360"/>
+      </w:pPr>
+      <w:rPr/>
+    </w:lvl>
+    <w:lvl w:ilvl="6">
+      <w:start w:val="1"/>
+      <w:numFmt w:val="decimal"/>
+      <w:lvlText w:val="%7."/>
+      <w:lvlJc w:val="left"/>
+      <w:pPr>
+        <w:tabs>
+          <w:tab w:val="num" w:pos="2880"/>
+        </w:tabs>
+        <w:ind w:left="2880" w:hanging="360"/>
+      </w:pPr>
+      <w:rPr/>
+    </w:lvl>
+    <w:lvl w:ilvl="7">
+      <w:start w:val="1"/>
+      <w:numFmt w:val="decimal"/>
+      <w:lvlText w:val="%8."/>
+      <w:lvlJc w:val="left"/>
+      <w:pPr>
+        <w:tabs>
+          <w:tab w:val="num" w:pos="3240"/>
+        </w:tabs>
+        <w:ind w:left="3240" w:hanging="360"/>
+      </w:pPr>
+      <w:rPr/>
+    </w:lvl>
+    <w:lvl w:ilvl="8">
+      <w:start w:val="1"/>
+      <w:numFmt w:val="decimal"/>
+      <w:lvlText w:val="%9."/>
+      <w:lvlJc w:val="left"/>
+      <w:pPr>
+        <w:tabs>
+          <w:tab w:val="num" w:pos="3600"/>
+        </w:tabs>
+        <w:ind w:left="3600" w:hanging="360"/>
+      </w:pPr>
+      <w:rPr/>
+    </w:lvl>
+  </w:abstractNum>
+  <w:abstractNum w:abstractNumId="4">
+    <w:lvl w:ilvl="0">
+      <w:start w:val="1"/>
+      <w:numFmt w:val="bullet"/>
+      <w:lvlText w:val=""/>
+      <w:lvlJc w:val="left"/>
+      <w:pPr>
+        <w:tabs>
+          <w:tab w:val="num" w:pos="0"/>
+        </w:tabs>
+        <w:ind w:left="720" w:hanging="360"/>
+      </w:pPr>
+      <w:rPr>
+        <w:rFonts w:ascii="Symbol" w:hAnsi="Symbol" w:cs="Symbol" w:hint="default"/>
+      </w:rPr>
+    </w:lvl>
+    <w:lvl w:ilvl="1">
+      <w:start w:val="1"/>
+      <w:numFmt w:val="decimal"/>
+      <w:lvlText w:val="%2."/>
+      <w:lvlJc w:val="left"/>
+      <w:pPr>
+        <w:tabs>
+          <w:tab w:val="num" w:pos="1080"/>
+        </w:tabs>
+        <w:ind w:left="1080" w:hanging="360"/>
+      </w:pPr>
+      <w:rPr/>
+    </w:lvl>
+    <w:lvl w:ilvl="2">
+      <w:start w:val="1"/>
+      <w:numFmt w:val="decimal"/>
+      <w:lvlText w:val="%3."/>
+      <w:lvlJc w:val="left"/>
+      <w:pPr>
+        <w:tabs>
+          <w:tab w:val="num" w:pos="1440"/>
+        </w:tabs>
+        <w:ind w:left="1440" w:hanging="360"/>
+      </w:pPr>
+      <w:rPr/>
+    </w:lvl>
+    <w:lvl w:ilvl="3">
+      <w:start w:val="1"/>
+      <w:numFmt w:val="decimal"/>
+      <w:lvlText w:val="%4."/>
+      <w:lvlJc w:val="left"/>
+      <w:pPr>
+        <w:tabs>
+          <w:tab w:val="num" w:pos="1800"/>
+        </w:tabs>
+        <w:ind w:left="1800" w:hanging="360"/>
+      </w:pPr>
+      <w:rPr/>
+    </w:lvl>
+    <w:lvl w:ilvl="4">
+      <w:start w:val="1"/>
+      <w:numFmt w:val="decimal"/>
+      <w:lvlText w:val="%5."/>
+      <w:lvlJc w:val="left"/>
+      <w:pPr>
+        <w:tabs>
+          <w:tab w:val="num" w:pos="2160"/>
+        </w:tabs>
+        <w:ind w:left="2160" w:hanging="360"/>
+      </w:pPr>
+      <w:rPr/>
+    </w:lvl>
+    <w:lvl w:ilvl="5">
+      <w:start w:val="1"/>
+      <w:numFmt w:val="decimal"/>
+      <w:lvlText w:val="%6."/>
+      <w:lvlJc w:val="left"/>
+      <w:pPr>
+        <w:tabs>
+          <w:tab w:val="num" w:pos="2520"/>
+        </w:tabs>
+        <w:ind w:left="2520" w:hanging="360"/>
+      </w:pPr>
+      <w:rPr/>
+    </w:lvl>
+    <w:lvl w:ilvl="6">
+      <w:start w:val="1"/>
+      <w:numFmt w:val="decimal"/>
+      <w:lvlText w:val="%7."/>
+      <w:lvlJc w:val="left"/>
+      <w:pPr>
+        <w:tabs>
+          <w:tab w:val="num" w:pos="2880"/>
+        </w:tabs>
+        <w:ind w:left="2880" w:hanging="360"/>
+      </w:pPr>
+      <w:rPr/>
+    </w:lvl>
+    <w:lvl w:ilvl="7">
+      <w:start w:val="1"/>
+      <w:numFmt w:val="decimal"/>
+      <w:lvlText w:val="%8."/>
+      <w:lvlJc w:val="left"/>
+      <w:pPr>
+        <w:tabs>
+          <w:tab w:val="num" w:pos="3240"/>
+        </w:tabs>
+        <w:ind w:left="3240" w:hanging="360"/>
+      </w:pPr>
+      <w:rPr/>
+    </w:lvl>
+    <w:lvl w:ilvl="8">
+      <w:start w:val="1"/>
+      <w:numFmt w:val="decimal"/>
+      <w:lvlText w:val="%9."/>
+      <w:lvlJc w:val="left"/>
+      <w:pPr>
+        <w:tabs>
+          <w:tab w:val="num" w:pos="3600"/>
+        </w:tabs>
+        <w:ind w:left="3600" w:hanging="360"/>
+      </w:pPr>
+      <w:rPr/>
+    </w:lvl>
+  </w:abstractNum>
+  <w:abstractNum w:abstractNumId="5">
     <w:lvl w:ilvl="0">
       <w:start w:val="1"/>
       <w:numFmt w:val="none"/>
@@ -6664,16 +7028,214 @@
     <w:abstractNumId w:val="3"/>
   </w:num>
   <w:num w:numId="4">
-    <w:abstractNumId w:val="1"/>
+    <w:abstractNumId w:val="4"/>
+  </w:num>
+  <w:num w:numId="5">
+    <w:abstractNumId w:val="5"/>
+  </w:num>
+  <w:num w:numId="6">
+    <w:abstractNumId w:val="3"/>
     <w:lvlOverride w:ilvl="0">
       <w:startOverride w:val="1"/>
     </w:lvlOverride>
   </w:num>
-  <w:num w:numId="5">
-    <w:abstractNumId w:val="2"/>
+  <w:num w:numId="7">
+    <w:abstractNumId w:val="3"/>
+  </w:num>
+  <w:num w:numId="8">
+    <w:abstractNumId w:val="3"/>
+  </w:num>
+  <w:num w:numId="9">
+    <w:abstractNumId w:val="3"/>
+  </w:num>
+  <w:num w:numId="10">
+    <w:abstractNumId w:val="3"/>
+  </w:num>
+  <w:num w:numId="11">
+    <w:abstractNumId w:val="3"/>
+  </w:num>
+  <w:num w:numId="12">
+    <w:abstractNumId w:val="3"/>
+  </w:num>
+  <w:num w:numId="13">
+    <w:abstractNumId w:val="3"/>
+  </w:num>
+  <w:num w:numId="14">
+    <w:abstractNumId w:val="3"/>
+  </w:num>
+  <w:num w:numId="15">
+    <w:abstractNumId w:val="3"/>
+  </w:num>
+  <w:num w:numId="16">
+    <w:abstractNumId w:val="3"/>
+  </w:num>
+  <w:num w:numId="17">
+    <w:abstractNumId w:val="3"/>
+  </w:num>
+  <w:num w:numId="18">
+    <w:abstractNumId w:val="3"/>
+  </w:num>
+  <w:num w:numId="19">
+    <w:abstractNumId w:val="3"/>
+  </w:num>
+  <w:num w:numId="20">
+    <w:abstractNumId w:val="3"/>
+  </w:num>
+  <w:num w:numId="21">
+    <w:abstractNumId w:val="4"/>
     <w:lvlOverride w:ilvl="0">
       <w:startOverride w:val="1"/>
     </w:lvlOverride>
+  </w:num>
+  <w:num w:numId="22">
+    <w:abstractNumId w:val="4"/>
+  </w:num>
+  <w:num w:numId="23">
+    <w:abstractNumId w:val="4"/>
+  </w:num>
+  <w:num w:numId="24">
+    <w:abstractNumId w:val="3"/>
+  </w:num>
+  <w:num w:numId="25">
+    <w:abstractNumId w:val="3"/>
+  </w:num>
+  <w:num w:numId="26">
+    <w:abstractNumId w:val="3"/>
+  </w:num>
+  <w:num w:numId="27">
+    <w:abstractNumId w:val="3"/>
+  </w:num>
+  <w:num w:numId="28">
+    <w:abstractNumId w:val="3"/>
+  </w:num>
+  <w:num w:numId="29">
+    <w:abstractNumId w:val="3"/>
+  </w:num>
+  <w:num w:numId="30">
+    <w:abstractNumId w:val="3"/>
+  </w:num>
+  <w:num w:numId="31">
+    <w:abstractNumId w:val="3"/>
+  </w:num>
+  <w:num w:numId="32">
+    <w:abstractNumId w:val="3"/>
+  </w:num>
+  <w:num w:numId="33">
+    <w:abstractNumId w:val="3"/>
+  </w:num>
+  <w:num w:numId="34">
+    <w:abstractNumId w:val="3"/>
+  </w:num>
+  <w:num w:numId="35">
+    <w:abstractNumId w:val="3"/>
+  </w:num>
+  <w:num w:numId="36">
+    <w:abstractNumId w:val="4"/>
+  </w:num>
+  <w:num w:numId="37">
+    <w:abstractNumId w:val="4"/>
+  </w:num>
+  <w:num w:numId="38">
+    <w:abstractNumId w:val="4"/>
+  </w:num>
+  <w:num w:numId="39">
+    <w:abstractNumId w:val="4"/>
+  </w:num>
+  <w:num w:numId="40">
+    <w:abstractNumId w:val="3"/>
+  </w:num>
+  <w:num w:numId="41">
+    <w:abstractNumId w:val="3"/>
+  </w:num>
+  <w:num w:numId="42">
+    <w:abstractNumId w:val="3"/>
+  </w:num>
+  <w:num w:numId="43">
+    <w:abstractNumId w:val="3"/>
+  </w:num>
+  <w:num w:numId="44">
+    <w:abstractNumId w:val="3"/>
+  </w:num>
+  <w:num w:numId="45">
+    <w:abstractNumId w:val="3"/>
+  </w:num>
+  <w:num w:numId="46">
+    <w:abstractNumId w:val="3"/>
+  </w:num>
+  <w:num w:numId="47">
+    <w:abstractNumId w:val="4"/>
+  </w:num>
+  <w:num w:numId="48">
+    <w:abstractNumId w:val="4"/>
+  </w:num>
+  <w:num w:numId="49">
+    <w:abstractNumId w:val="3"/>
+  </w:num>
+  <w:num w:numId="50">
+    <w:abstractNumId w:val="3"/>
+  </w:num>
+  <w:num w:numId="51">
+    <w:abstractNumId w:val="3"/>
+  </w:num>
+  <w:num w:numId="52">
+    <w:abstractNumId w:val="3"/>
+  </w:num>
+  <w:num w:numId="53">
+    <w:abstractNumId w:val="4"/>
+  </w:num>
+  <w:num w:numId="54">
+    <w:abstractNumId w:val="4"/>
+  </w:num>
+  <w:num w:numId="55">
+    <w:abstractNumId w:val="3"/>
+  </w:num>
+  <w:num w:numId="56">
+    <w:abstractNumId w:val="3"/>
+  </w:num>
+  <w:num w:numId="57">
+    <w:abstractNumId w:val="3"/>
+  </w:num>
+  <w:num w:numId="58">
+    <w:abstractNumId w:val="3"/>
+  </w:num>
+  <w:num w:numId="59">
+    <w:abstractNumId w:val="4"/>
+  </w:num>
+  <w:num w:numId="60">
+    <w:abstractNumId w:val="4"/>
+  </w:num>
+  <w:num w:numId="61">
+    <w:abstractNumId w:val="4"/>
+  </w:num>
+  <w:num w:numId="62">
+    <w:abstractNumId w:val="4"/>
+  </w:num>
+  <w:num w:numId="63">
+    <w:abstractNumId w:val="3"/>
+  </w:num>
+  <w:num w:numId="64">
+    <w:abstractNumId w:val="3"/>
+  </w:num>
+  <w:num w:numId="65">
+    <w:abstractNumId w:val="3"/>
+  </w:num>
+  <w:num w:numId="66">
+    <w:abstractNumId w:val="3"/>
+  </w:num>
+  <w:num w:numId="67">
+    <w:abstractNumId w:val="3"/>
+  </w:num>
+  <w:num w:numId="68">
+    <w:abstractNumId w:val="3"/>
+  </w:num>
+  <w:num w:numId="69">
+    <w:abstractNumId w:val="4"/>
+  </w:num>
+  <w:num w:numId="70">
+    <w:abstractNumId w:val="4"/>
+  </w:num>
+  <w:num w:numId="71">
+    <w:abstractNumId w:val="4"/>
   </w:num>
 </w:numbering>
 </file>
@@ -6698,6 +7260,7 @@
     <w:qFormat/>
     <w:pPr>
       <w:widowControl/>
+      <w:suppressAutoHyphens w:val="true"/>
       <w:bidi w:val="0"/>
       <w:spacing w:before="0" w:after="0"/>
       <w:jc w:val="left"/>
@@ -6713,7 +7276,7 @@
   </w:style>
   <w:style w:type="paragraph" w:styleId="Heading1">
     <w:name w:val="heading 1"/>
-    <w:basedOn w:val="Titolo"/>
+    <w:basedOn w:val="Titolouser"/>
     <w:qFormat/>
     <w:pPr>
       <w:spacing w:before="400" w:after="140"/>
@@ -6730,7 +7293,7 @@
   </w:style>
   <w:style w:type="paragraph" w:styleId="Heading2">
     <w:name w:val="heading 2"/>
-    <w:basedOn w:val="Titolo"/>
+    <w:basedOn w:val="Titolouser"/>
     <w:qFormat/>
     <w:pPr>
       <w:spacing w:before="260" w:after="100"/>
@@ -6747,7 +7310,7 @@
   </w:style>
   <w:style w:type="paragraph" w:styleId="Heading3">
     <w:name w:val="heading 3"/>
-    <w:basedOn w:val="Titolo"/>
+    <w:basedOn w:val="Titolouser"/>
     <w:qFormat/>
     <w:pPr>
       <w:spacing w:before="180" w:after="60"/>
@@ -6764,7 +7327,7 @@
   </w:style>
   <w:style w:type="paragraph" w:styleId="Heading4">
     <w:name w:val="heading 4"/>
-    <w:basedOn w:val="Titolo"/>
+    <w:basedOn w:val="Titolouser"/>
     <w:qFormat/>
     <w:pPr/>
     <w:rPr>
@@ -6775,7 +7338,7 @@
   </w:style>
   <w:style w:type="paragraph" w:styleId="Heading5">
     <w:name w:val="heading 5"/>
-    <w:basedOn w:val="Titolo"/>
+    <w:basedOn w:val="Titolouser"/>
     <w:qFormat/>
     <w:pPr/>
     <w:rPr>
@@ -6784,7 +7347,7 @@
   </w:style>
   <w:style w:type="paragraph" w:styleId="Heading6">
     <w:name w:val="heading 6"/>
-    <w:basedOn w:val="Titolo"/>
+    <w:basedOn w:val="Titolouser"/>
     <w:qFormat/>
     <w:pPr/>
     <w:rPr>
@@ -6800,11 +7363,18 @@
       <w:u w:val="single"/>
     </w:rPr>
   </w:style>
-  <w:style w:type="character" w:styleId="Caratterinotaapidipagina">
-    <w:name w:val="Caratteri nota a piè di pagina"/>
+  <w:style w:type="character" w:styleId="Caratterinotaapidipaginauser">
+    <w:name w:val="Caratteri nota a piè di pagina (user)"/>
     <w:uiPriority w:val="99"/>
     <w:semiHidden/>
     <w:unhideWhenUsed/>
+    <w:qFormat/>
+    <w:rPr>
+      <w:vertAlign w:val="superscript"/>
+    </w:rPr>
+  </w:style>
+  <w:style w:type="character" w:styleId="Caratterinotaapidipagina">
+    <w:name w:val="Caratteri nota a piè di pagina"/>
     <w:qFormat/>
     <w:rPr>
       <w:vertAlign w:val="superscript"/>
@@ -6885,9 +7455,35 @@
       <w:rFonts w:cs="Lucida Sans"/>
     </w:rPr>
   </w:style>
+  <w:style w:type="paragraph" w:styleId="Titolouser">
+    <w:name w:val="Titolo (user)"/>
+    <w:basedOn w:val="Normal"/>
+    <w:next w:val="BodyText"/>
+    <w:qFormat/>
+    <w:pPr>
+      <w:keepNext w:val="true"/>
+      <w:spacing w:before="240" w:after="120"/>
+    </w:pPr>
+    <w:rPr>
+      <w:rFonts w:ascii="Liberation Sans" w:hAnsi="Liberation Sans" w:eastAsia="Microsoft YaHei" w:cs="Lucida Sans"/>
+      <w:sz w:val="28"/>
+      <w:szCs w:val="28"/>
+    </w:rPr>
+  </w:style>
+  <w:style w:type="paragraph" w:styleId="Indiceuser">
+    <w:name w:val="Indice (user)"/>
+    <w:basedOn w:val="Normal"/>
+    <w:qFormat/>
+    <w:pPr>
+      <w:suppressLineNumbers/>
+    </w:pPr>
+    <w:rPr>
+      <w:rFonts w:cs="Lucida Sans"/>
+    </w:rPr>
+  </w:style>
   <w:style w:type="paragraph" w:styleId="Title">
     <w:name w:val="Title"/>
-    <w:basedOn w:val="Titolo"/>
+    <w:basedOn w:val="Titolouser"/>
     <w:qFormat/>
     <w:pPr/>
     <w:rPr>
@@ -6900,6 +7496,7 @@
     <w:qFormat/>
     <w:pPr>
       <w:widowControl/>
+      <w:suppressAutoHyphens w:val="true"/>
       <w:bidi w:val="0"/>
       <w:spacing w:before="0" w:after="0"/>
       <w:jc w:val="left"/>
@@ -6920,6 +7517,7 @@
     <w:qFormat/>
     <w:pPr>
       <w:widowControl/>
+      <w:suppressAutoHyphens w:val="true"/>
       <w:bidi w:val="0"/>
       <w:spacing w:before="0" w:after="0"/>
       <w:jc w:val="left"/>
@@ -6948,6 +7546,13 @@
       <w:szCs w:val="20"/>
     </w:rPr>
   </w:style>
+  <w:style w:type="paragraph" w:styleId="Intestazioneepidipaginauser">
+    <w:name w:val="Intestazione e piè di pagina (user)"/>
+    <w:basedOn w:val="Normal"/>
+    <w:qFormat/>
+    <w:pPr/>
+    <w:rPr/>
+  </w:style>
   <w:style w:type="paragraph" w:styleId="Intestazioneepidipagina">
     <w:name w:val="Intestazione e piè di pagina"/>
     <w:basedOn w:val="Normal"/>
@@ -6957,7 +7562,7 @@
   </w:style>
   <w:style w:type="paragraph" w:styleId="Footer">
     <w:name w:val="footer"/>
-    <w:basedOn w:val="Intestazioneepidipagina"/>
+    <w:basedOn w:val="Intestazioneepidipaginauser"/>
     <w:pPr/>
     <w:rPr/>
   </w:style>
